--- a/klagomål/A 29015-2026 FSC-klagomål.docx
+++ b/klagomål/A 29015-2026 FSC-klagomål.docx
@@ -1023,7 +1023,7 @@
     <w:r>
       <w:tab/>
       <w:tab/>
-      <w:t>2026-09-14</w:t>
+      <w:t>2026-09-15</w:t>
       <w:br/>
       <w:br/>
     </w:r>

--- a/klagomål/A 29015-2026 FSC-klagomål.docx
+++ b/klagomål/A 29015-2026 FSC-klagomål.docx
@@ -1023,7 +1023,7 @@
     <w:r>
       <w:tab/>
       <w:tab/>
-      <w:t>2026-09-15</w:t>
+      <w:t>2026-09-16</w:t>
       <w:br/>
       <w:br/>
     </w:r>

--- a/klagomål/A 29015-2026 FSC-klagomål.docx
+++ b/klagomål/A 29015-2026 FSC-klagomål.docx
@@ -1023,7 +1023,7 @@
     <w:r>
       <w:tab/>
       <w:tab/>
-      <w:t>2026-09-16</w:t>
+      <w:t>2026-09-17</w:t>
       <w:br/>
       <w:br/>
     </w:r>

--- a/klagomål/A 29015-2026 FSC-klagomål.docx
+++ b/klagomål/A 29015-2026 FSC-klagomål.docx
@@ -1023,7 +1023,7 @@
     <w:r>
       <w:tab/>
       <w:tab/>
-      <w:t>2026-09-17</w:t>
+      <w:t>2026-09-18</w:t>
       <w:br/>
       <w:br/>
     </w:r>

--- a/klagomål/A 29015-2026 FSC-klagomål.docx
+++ b/klagomål/A 29015-2026 FSC-klagomål.docx
@@ -1023,7 +1023,7 @@
     <w:r>
       <w:tab/>
       <w:tab/>
-      <w:t>2026-09-18</w:t>
+      <w:t>2026-09-19</w:t>
       <w:br/>
       <w:br/>
     </w:r>

--- a/klagomål/A 29015-2026 FSC-klagomål.docx
+++ b/klagomål/A 29015-2026 FSC-klagomål.docx
@@ -1023,7 +1023,7 @@
     <w:r>
       <w:tab/>
       <w:tab/>
-      <w:t>2026-09-19</w:t>
+      <w:t>2026-09-21</w:t>
       <w:br/>
       <w:br/>
     </w:r>

--- a/klagomål/A 29015-2026 FSC-klagomål.docx
+++ b/klagomål/A 29015-2026 FSC-klagomål.docx
@@ -1023,7 +1023,7 @@
     <w:r>
       <w:tab/>
       <w:tab/>
-      <w:t>2026-09-21</w:t>
+      <w:t>2026-09-23</w:t>
       <w:br/>
       <w:br/>
     </w:r>

--- a/klagomål/A 29015-2026 FSC-klagomål.docx
+++ b/klagomål/A 29015-2026 FSC-klagomål.docx
@@ -1023,7 +1023,7 @@
     <w:r>
       <w:tab/>
       <w:tab/>
-      <w:t>2026-09-23</w:t>
+      <w:t>2026-09-24</w:t>
       <w:br/>
       <w:br/>
     </w:r>

--- a/klagomål/A 29015-2026 FSC-klagomål.docx
+++ b/klagomål/A 29015-2026 FSC-klagomål.docx
@@ -1023,7 +1023,7 @@
     <w:r>
       <w:tab/>
       <w:tab/>
-      <w:t>2026-09-24</w:t>
+      <w:t>2026-09-25</w:t>
       <w:br/>
       <w:br/>
     </w:r>

--- a/klagomål/A 29015-2026 FSC-klagomål.docx
+++ b/klagomål/A 29015-2026 FSC-klagomål.docx
@@ -1023,7 +1023,7 @@
     <w:r>
       <w:tab/>
       <w:tab/>
-      <w:t>2026-09-25</w:t>
+      <w:t>2026-09-26</w:t>
       <w:br/>
       <w:br/>
     </w:r>

--- a/klagomål/A 29015-2026 FSC-klagomål.docx
+++ b/klagomål/A 29015-2026 FSC-klagomål.docx
@@ -1023,7 +1023,7 @@
     <w:r>
       <w:tab/>
       <w:tab/>
-      <w:t>2026-09-26</w:t>
+      <w:t>2026-09-27</w:t>
       <w:br/>
       <w:br/>
     </w:r>

--- a/klagomål/A 29015-2026 FSC-klagomål.docx
+++ b/klagomål/A 29015-2026 FSC-klagomål.docx
@@ -1023,7 +1023,7 @@
     <w:r>
       <w:tab/>
       <w:tab/>
-      <w:t>2026-09-27</w:t>
+      <w:t>2026-09-28</w:t>
       <w:br/>
       <w:br/>
     </w:r>

--- a/klagomål/A 29015-2026 FSC-klagomål.docx
+++ b/klagomål/A 29015-2026 FSC-klagomål.docx
@@ -1023,7 +1023,7 @@
     <w:r>
       <w:tab/>
       <w:tab/>
-      <w:t>2026-09-28</w:t>
+      <w:t>2026-09-29</w:t>
       <w:br/>
       <w:br/>
     </w:r>

--- a/klagomål/A 29015-2026 FSC-klagomål.docx
+++ b/klagomål/A 29015-2026 FSC-klagomål.docx
@@ -1023,7 +1023,7 @@
     <w:r>
       <w:tab/>
       <w:tab/>
-      <w:t>2026-09-29</w:t>
+      <w:t>2026-09-30</w:t>
       <w:br/>
       <w:br/>
     </w:r>

--- a/klagomål/A 29015-2026 FSC-klagomål.docx
+++ b/klagomål/A 29015-2026 FSC-klagomål.docx
@@ -1023,7 +1023,7 @@
     <w:r>
       <w:tab/>
       <w:tab/>
-      <w:t>2026-09-30</w:t>
+      <w:t>2026-10-01</w:t>
       <w:br/>
       <w:br/>
     </w:r>

--- a/klagomål/A 29015-2026 FSC-klagomål.docx
+++ b/klagomål/A 29015-2026 FSC-klagomål.docx
@@ -1023,7 +1023,7 @@
     <w:r>
       <w:tab/>
       <w:tab/>
-      <w:t>2026-10-01</w:t>
+      <w:t>2026-10-02</w:t>
       <w:br/>
       <w:br/>
     </w:r>

--- a/klagomål/A 29015-2026 FSC-klagomål.docx
+++ b/klagomål/A 29015-2026 FSC-klagomål.docx
@@ -1023,7 +1023,7 @@
     <w:r>
       <w:tab/>
       <w:tab/>
-      <w:t>2026-10-02</w:t>
+      <w:t>2026-10-03</w:t>
       <w:br/>
       <w:br/>
     </w:r>

--- a/klagomål/A 29015-2026 FSC-klagomål.docx
+++ b/klagomål/A 29015-2026 FSC-klagomål.docx
@@ -1023,7 +1023,7 @@
     <w:r>
       <w:tab/>
       <w:tab/>
-      <w:t>2026-10-03</w:t>
+      <w:t>2026-10-04</w:t>
       <w:br/>
       <w:br/>
     </w:r>

--- a/klagomål/A 29015-2026 FSC-klagomål.docx
+++ b/klagomål/A 29015-2026 FSC-klagomål.docx
@@ -1023,7 +1023,7 @@
     <w:r>
       <w:tab/>
       <w:tab/>
-      <w:t>2026-10-04</w:t>
+      <w:t>2026-10-05</w:t>
       <w:br/>
       <w:br/>
     </w:r>

--- a/klagomål/A 29015-2026 FSC-klagomål.docx
+++ b/klagomål/A 29015-2026 FSC-klagomål.docx
@@ -178,7 +178,7 @@
       <w:r>
         <w:drawing>
           <wp:inline xmlns:a="http://schemas.openxmlformats.org/drawingml/2006/main" xmlns:pic="http://schemas.openxmlformats.org/drawingml/2006/picture">
-            <wp:extent cx="5486400" cy="5236282"/>
+            <wp:extent cx="5486400" cy="5231135"/>
             <wp:docPr id="1" name="Picture 1"/>
             <wp:cNvGraphicFramePr>
               <a:graphicFrameLocks noChangeAspect="1"/>
@@ -199,7 +199,7 @@
                   <pic:spPr>
                     <a:xfrm>
                       <a:off x="0" y="0"/>
-                      <a:ext cx="5486400" cy="5236282"/>
+                      <a:ext cx="5486400" cy="5231135"/>
                     </a:xfrm>
                     <a:prstGeom prst="rect"/>
                   </pic:spPr>
@@ -221,7 +221,7 @@
     </w:p>
     <w:p>
       <w:r>
-        <w:t>I och inom 21 meter från avverkningsanmälan finns fynd av 15 naturvårdsarter, varav 5 är rödlistade, 7 är fridlysta, 6 är typiska (T) och 6 är signalarter (S): ask (EN), ekticka (NT, T), entita (NT, T, §4), gulsparv (NT, §4), järnsparv (NT, §4), bokoxe (S, T), grå skärelav (S), guldlockmossa (S, T), gulpudrad spiklav (S, T), lönnlav (S), rostfläck (S, T), gröngöling (§4), kråka (§4), långbensgroda (§4a) och röd glada (§4). Se Figur 1.</w:t>
+        <w:t>I och inom 21 meter från avverkningsanmälan finns fynd av 18 naturvårdsarter, varav 7 är rödlistade, 7 är fridlysta, 8 är typiska (T) och 7 är signalarter (S): ask (EN), ekticka (NT, T), entita (NT, T, §4), gammelekslav (NT, T), gulsparv (NT, §4), järnsparv (NT, §4), koralltaggsvamp (NT, T), bokoxe (S, T), grå skärelav (S), guldlockmossa (S, T), gulpudrad spiklav (S, T), lömsk flugsvamp (S), lönnlav (S), rostfläck (S, T), gröngöling (§4), kråka (§4), långbensgroda (§4a) och röd glada (§4). Se Figur 1.</w:t>
       </w:r>
     </w:p>
     <w:p>
@@ -303,6 +303,73 @@
         <w:rPr>
           <w:b/>
         </w:rPr>
+        <w:t xml:space="preserve">Gammelekslav (NT) </w:t>
+      </w:r>
+      <w:r>
+        <w:t>är en mycket exklusiv lav som</w:t>
+      </w:r>
+      <w:r>
+        <w:rPr>
+          <w:b/>
+        </w:rPr>
+        <w:t xml:space="preserve"> </w:t>
+      </w:r>
+      <w:r>
+        <w:t xml:space="preserve">växer på grova ekar i halvöppet läge med hög luftfuktighet. Lämpliga ekar nyskapas i mycket begränsad omfattning. Arten är placerad högst upp i Skogsstyrelsens värdepyramid för bedömning av skog med höga naturvärden. Håll öppet kring ekjättarnas ömtåliga och konkurrenskänsliga kronor. Särskilt rika lokaler med gammelekslav måste skyddas. Gammelekslav är typisk art för </w:t>
+      </w:r>
+      <w:r>
+        <w:rPr>
+          <w:i/>
+        </w:rPr>
+        <w:t xml:space="preserve">9160 Näringsrik ekskog </w:t>
+      </w:r>
+      <w:r>
+        <w:t xml:space="preserve">och </w:t>
+      </w:r>
+      <w:r>
+        <w:rPr>
+          <w:i/>
+        </w:rPr>
+        <w:t>9070 Trädklädd betesmark</w:t>
+      </w:r>
+      <w:r>
+        <w:t xml:space="preserve"> (SLU Artdatabanken, 2024; Nitare &amp; Skogsstyrelsen, 2019).</w:t>
+      </w:r>
+    </w:p>
+    <w:p>
+      <w:r>
+        <w:rPr>
+          <w:b/>
+        </w:rPr>
+        <w:t>Koralltaggsvamp (NT)</w:t>
+      </w:r>
+      <w:r>
+        <w:t xml:space="preserve"> är i hela landet en mycket bra signalart som nästan enbart påträffas i skogsområden med höga naturvärden. Arten hotas av brist på död ved. Ingrepp som innebär att lågor och döda eller skadade träd tas bort missgynnar arten. En slutavverkning, skoglig gallring eller annat uttag av virke på växtplatsen som ger ett förändrat lokalklimat innebär ett direkt hot liksom överföring av lövskog till barrskog. Koralltaggsvamp är typisk art för </w:t>
+      </w:r>
+      <w:r>
+        <w:rPr>
+          <w:i/>
+        </w:rPr>
+        <w:t>9010 Taiga, 9050 Näringsrik granskog</w:t>
+      </w:r>
+      <w:r>
+        <w:t xml:space="preserve"> och</w:t>
+      </w:r>
+      <w:r>
+        <w:rPr>
+          <w:i/>
+        </w:rPr>
+        <w:t xml:space="preserve"> 9030 Landhöjningsskog</w:t>
+      </w:r>
+      <w:r>
+        <w:t xml:space="preserve"> (SLU Artdatabanken, 2024; Nitare &amp; Skogsstyrelsen, 2019).</w:t>
+      </w:r>
+    </w:p>
+    <w:p>
+      <w:r>
+        <w:rPr>
+          <w:b/>
+        </w:rPr>
         <w:t>Bokoxe</w:t>
       </w:r>
       <w:r>
@@ -553,7 +620,7 @@
         <w:rPr>
           <w:i/>
         </w:rPr>
-        <w:t>I det avverkningsanmälda skogsområdet har 15 naturvårdsarter varav 5 rödlistade arter sina livsmiljöer och växtplatser.</w:t>
+        <w:t>I det avverkningsanmälda skogsområdet har 18 naturvårdsarter varav 7 rödlistade arter sina livsmiljöer och växtplatser.</w:t>
       </w:r>
     </w:p>
     <w:p>
@@ -1023,7 +1090,7 @@
     <w:r>
       <w:tab/>
       <w:tab/>
-      <w:t>2026-10-05</w:t>
+      <w:t>2026-10-06</w:t>
       <w:br/>
       <w:br/>
     </w:r>

--- a/klagomål/A 29015-2026 FSC-klagomål.docx
+++ b/klagomål/A 29015-2026 FSC-klagomål.docx
@@ -1090,7 +1090,7 @@
     <w:r>
       <w:tab/>
       <w:tab/>
-      <w:t>2026-10-06</w:t>
+      <w:t>2026-10-07</w:t>
       <w:br/>
       <w:br/>
     </w:r>

--- a/klagomål/A 29015-2026 FSC-klagomål.docx
+++ b/klagomål/A 29015-2026 FSC-klagomål.docx
@@ -1090,7 +1090,7 @@
     <w:r>
       <w:tab/>
       <w:tab/>
-      <w:t>2026-10-07</w:t>
+      <w:t>2026-10-08</w:t>
       <w:br/>
       <w:br/>
     </w:r>

--- a/klagomål/A 29015-2026 FSC-klagomål.docx
+++ b/klagomål/A 29015-2026 FSC-klagomål.docx
@@ -1090,7 +1090,7 @@
     <w:r>
       <w:tab/>
       <w:tab/>
-      <w:t>2026-10-08</w:t>
+      <w:t>2026-10-09</w:t>
       <w:br/>
       <w:br/>
     </w:r>

--- a/klagomål/A 29015-2026 FSC-klagomål.docx
+++ b/klagomål/A 29015-2026 FSC-klagomål.docx
@@ -1090,7 +1090,7 @@
     <w:r>
       <w:tab/>
       <w:tab/>
-      <w:t>2026-10-09</w:t>
+      <w:t>2026-10-10</w:t>
       <w:br/>
       <w:br/>
     </w:r>

--- a/klagomål/A 29015-2026 FSC-klagomål.docx
+++ b/klagomål/A 29015-2026 FSC-klagomål.docx
@@ -1090,7 +1090,7 @@
     <w:r>
       <w:tab/>
       <w:tab/>
-      <w:t>2026-10-10</w:t>
+      <w:t>2026-10-11</w:t>
       <w:br/>
       <w:br/>
     </w:r>

--- a/klagomål/A 29015-2026 FSC-klagomål.docx
+++ b/klagomål/A 29015-2026 FSC-klagomål.docx
@@ -1090,7 +1090,7 @@
     <w:r>
       <w:tab/>
       <w:tab/>
-      <w:t>2026-10-11</w:t>
+      <w:t>2026-10-12</w:t>
       <w:br/>
       <w:br/>
     </w:r>

--- a/klagomål/A 29015-2026 FSC-klagomål.docx
+++ b/klagomål/A 29015-2026 FSC-klagomål.docx
@@ -1090,7 +1090,7 @@
     <w:r>
       <w:tab/>
       <w:tab/>
-      <w:t>2026-10-12</w:t>
+      <w:t>2026-10-13</w:t>
       <w:br/>
       <w:br/>
     </w:r>

--- a/klagomål/A 29015-2026 FSC-klagomål.docx
+++ b/klagomål/A 29015-2026 FSC-klagomål.docx
@@ -1090,7 +1090,7 @@
     <w:r>
       <w:tab/>
       <w:tab/>
-      <w:t>2026-10-13</w:t>
+      <w:t>2026-10-14</w:t>
       <w:br/>
       <w:br/>
     </w:r>

--- a/klagomål/A 29015-2026 FSC-klagomål.docx
+++ b/klagomål/A 29015-2026 FSC-klagomål.docx
@@ -1090,7 +1090,7 @@
     <w:r>
       <w:tab/>
       <w:tab/>
-      <w:t>2026-10-14</w:t>
+      <w:t>2026-10-15</w:t>
       <w:br/>
       <w:br/>
     </w:r>

--- a/klagomål/A 29015-2026 FSC-klagomål.docx
+++ b/klagomål/A 29015-2026 FSC-klagomål.docx
@@ -1090,7 +1090,7 @@
     <w:r>
       <w:tab/>
       <w:tab/>
-      <w:t>2026-10-15</w:t>
+      <w:t>2026-10-16</w:t>
       <w:br/>
       <w:br/>
     </w:r>

--- a/klagomål/A 29015-2026 FSC-klagomål.docx
+++ b/klagomål/A 29015-2026 FSC-klagomål.docx
@@ -1090,7 +1090,7 @@
     <w:r>
       <w:tab/>
       <w:tab/>
-      <w:t>2026-10-16</w:t>
+      <w:t>2026-10-17</w:t>
       <w:br/>
       <w:br/>
     </w:r>

--- a/klagomål/A 29015-2026 FSC-klagomål.docx
+++ b/klagomål/A 29015-2026 FSC-klagomål.docx
@@ -1090,7 +1090,7 @@
     <w:r>
       <w:tab/>
       <w:tab/>
-      <w:t>2026-10-17</w:t>
+      <w:t>2026-10-18</w:t>
       <w:br/>
       <w:br/>
     </w:r>

--- a/klagomål/A 29015-2026 FSC-klagomål.docx
+++ b/klagomål/A 29015-2026 FSC-klagomål.docx
@@ -1090,7 +1090,7 @@
     <w:r>
       <w:tab/>
       <w:tab/>
-      <w:t>2026-10-18</w:t>
+      <w:t>2026-10-19</w:t>
       <w:br/>
       <w:br/>
     </w:r>

--- a/klagomål/A 29015-2026 FSC-klagomål.docx
+++ b/klagomål/A 29015-2026 FSC-klagomål.docx
@@ -1090,7 +1090,7 @@
     <w:r>
       <w:tab/>
       <w:tab/>
-      <w:t>2026-10-19</w:t>
+      <w:t>2026-10-20</w:t>
       <w:br/>
       <w:br/>
     </w:r>

--- a/klagomål/A 29015-2026 FSC-klagomål.docx
+++ b/klagomål/A 29015-2026 FSC-klagomål.docx
@@ -1090,7 +1090,7 @@
     <w:r>
       <w:tab/>
       <w:tab/>
-      <w:t>2026-10-20</w:t>
+      <w:t>2026-10-21</w:t>
       <w:br/>
       <w:br/>
     </w:r>

--- a/klagomål/A 29015-2026 FSC-klagomål.docx
+++ b/klagomål/A 29015-2026 FSC-klagomål.docx
@@ -1090,7 +1090,7 @@
     <w:r>
       <w:tab/>
       <w:tab/>
-      <w:t>2026-10-21</w:t>
+      <w:t>2026-10-22</w:t>
       <w:br/>
       <w:br/>
     </w:r>

--- a/klagomål/A 29015-2026 FSC-klagomål.docx
+++ b/klagomål/A 29015-2026 FSC-klagomål.docx
@@ -1090,7 +1090,7 @@
     <w:r>
       <w:tab/>
       <w:tab/>
-      <w:t>2026-10-22</w:t>
+      <w:t>2026-10-23</w:t>
       <w:br/>
       <w:br/>
     </w:r>

--- a/klagomål/A 29015-2026 FSC-klagomål.docx
+++ b/klagomål/A 29015-2026 FSC-klagomål.docx
@@ -1090,7 +1090,7 @@
     <w:r>
       <w:tab/>
       <w:tab/>
-      <w:t>2026-10-23</w:t>
+      <w:t>2026-10-24</w:t>
       <w:br/>
       <w:br/>
     </w:r>

--- a/klagomål/A 29015-2026 FSC-klagomål.docx
+++ b/klagomål/A 29015-2026 FSC-klagomål.docx
@@ -1090,7 +1090,7 @@
     <w:r>
       <w:tab/>
       <w:tab/>
-      <w:t>2026-10-24</w:t>
+      <w:t>2026-10-25</w:t>
       <w:br/>
       <w:br/>
     </w:r>

--- a/klagomål/A 29015-2026 FSC-klagomål.docx
+++ b/klagomål/A 29015-2026 FSC-klagomål.docx
@@ -1090,7 +1090,7 @@
     <w:r>
       <w:tab/>
       <w:tab/>
-      <w:t>2026-10-25</w:t>
+      <w:t>2026-10-26</w:t>
       <w:br/>
       <w:br/>
     </w:r>

--- a/klagomål/A 29015-2026 FSC-klagomål.docx
+++ b/klagomål/A 29015-2026 FSC-klagomål.docx
@@ -1090,7 +1090,7 @@
     <w:r>
       <w:tab/>
       <w:tab/>
-      <w:t>2026-10-26</w:t>
+      <w:t>2026-10-27</w:t>
       <w:br/>
       <w:br/>
     </w:r>

--- a/klagomål/A 29015-2026 FSC-klagomål.docx
+++ b/klagomål/A 29015-2026 FSC-klagomål.docx
@@ -1090,7 +1090,7 @@
     <w:r>
       <w:tab/>
       <w:tab/>
-      <w:t>2026-10-27</w:t>
+      <w:t>2026-10-28</w:t>
       <w:br/>
       <w:br/>
     </w:r>

--- a/klagomål/A 29015-2026 FSC-klagomål.docx
+++ b/klagomål/A 29015-2026 FSC-klagomål.docx
@@ -1090,7 +1090,7 @@
     <w:r>
       <w:tab/>
       <w:tab/>
-      <w:t>2026-10-28</w:t>
+      <w:t>2026-10-29</w:t>
       <w:br/>
       <w:br/>
     </w:r>

--- a/klagomål/A 29015-2026 FSC-klagomål.docx
+++ b/klagomål/A 29015-2026 FSC-klagomål.docx
@@ -1090,7 +1090,7 @@
     <w:r>
       <w:tab/>
       <w:tab/>
-      <w:t>2026-10-29</w:t>
+      <w:t>2026-10-31</w:t>
       <w:br/>
       <w:br/>
     </w:r>
